--- a/docs/requisitos/GASTRA_Requisitos_RN.docx
+++ b/docs/requisitos/GASTRA_Requisitos_RN.docx
@@ -835,6 +835,70 @@
           <w:p>
             <w:r>
               <w:t>Gerente, Coordenador</w:t>
+            </w:r>
+          </w:p>
+        </w:tc>
+      </w:tr>
+      <w:tr>
+        <w:tc>
+          <w:tcPr>
+            <w:tcW w:w="700" w:type="dxa"/>
+          </w:tcPr>
+          <w:p>
+            <w:r>
+              <w:t>RF23</w:t>
+            </w:r>
+          </w:p>
+        </w:tc>
+        <w:tc>
+          <w:tcPr>
+            <w:tcW w:w="6241" w:type="dxa"/>
+          </w:tcPr>
+          <w:p>
+            <w:r>
+              <w:t>O sistema deve permitir ao Gerente cadastrar e editar praças e mesas, vinculando cada mesa a uma praça.</w:t>
+            </w:r>
+          </w:p>
+        </w:tc>
+        <w:tc>
+          <w:tcPr>
+            <w:tcW w:w="2126" w:type="dxa"/>
+          </w:tcPr>
+          <w:p>
+            <w:r>
+              <w:t>Gerente</w:t>
+            </w:r>
+          </w:p>
+        </w:tc>
+      </w:tr>
+      <w:tr>
+        <w:tc>
+          <w:tcPr>
+            <w:tcW w:w="700" w:type="dxa"/>
+          </w:tcPr>
+          <w:p>
+            <w:r>
+              <w:t>RF24</w:t>
+            </w:r>
+          </w:p>
+        </w:tc>
+        <w:tc>
+          <w:tcPr>
+            <w:tcW w:w="6241" w:type="dxa"/>
+          </w:tcPr>
+          <w:p>
+            <w:r>
+              <w:t>O sistema deve permitir ao Garçom marcar um item do pedido como entregue ou cancelá-lo com justificativa da lista fechada.</w:t>
+            </w:r>
+          </w:p>
+        </w:tc>
+        <w:tc>
+          <w:tcPr>
+            <w:tcW w:w="2126" w:type="dxa"/>
+          </w:tcPr>
+          <w:p>
+            <w:r>
+              <w:t>Garçom</w:t>
             </w:r>
           </w:p>
         </w:tc>

--- a/docs/requisitos/GASTRA_Requisitos_RN.docx
+++ b/docs/requisitos/GASTRA_Requisitos_RN.docx
@@ -1313,7 +1313,7 @@
           </w:tcPr>
           <w:p>
             <w:r>
-              <w:t>A alocação de garçons deve equilibrar o faturamento acumulado por garçom, ponderado pelo faturamento médio histórico da praça, e considerar o tempo desde a última alocação em praça de alto potencial (soma ponderada, w1+w2=1).</w:t>
+              <w:t>A alocação de garçons deve equilibrar o faturamento acumulado por garçom, ponderado pelo faturamento médio histórico da praça, e considerar o tempo desde a última alocação em praça de alto potencial (soma ponderada, w1+w2=1). Pesos calibrados por simulação (#55): w1 = 0,6 e w2 = 0,4; o faturamento do garçom é a média por turno trabalhado nos últimos 30 dias.</w:t>
             </w:r>
           </w:p>
         </w:tc>

--- a/docs/requisitos/GASTRA_Requisitos_RN.docx
+++ b/docs/requisitos/GASTRA_Requisitos_RN.docx
@@ -903,6 +903,38 @@
           </w:p>
         </w:tc>
       </w:tr>
+      <w:tr>
+        <w:tc>
+          <w:tcPr>
+            <w:tcW w:w="700" w:type="dxa"/>
+          </w:tcPr>
+          <w:p>
+            <w:r>
+              <w:t>RF25</w:t>
+            </w:r>
+          </w:p>
+        </w:tc>
+        <w:tc>
+          <w:tcPr>
+            <w:tcW w:w="6241" w:type="dxa"/>
+          </w:tcPr>
+          <w:p>
+            <w:r>
+              <w:t>O sistema deve permitir ao Cliente avaliar o atendimento depois que a conta for fechada, com nota de 1 a 5 e comentário opcional, pelo mesmo código com que acompanhou a conta.</w:t>
+            </w:r>
+          </w:p>
+        </w:tc>
+        <w:tc>
+          <w:tcPr>
+            <w:tcW w:w="2126" w:type="dxa"/>
+          </w:tcPr>
+          <w:p>
+            <w:r>
+              <w:t>Cliente</w:t>
+            </w:r>
+          </w:p>
+        </w:tc>
+      </w:tr>
     </w:tbl>
     <w:p/>
     <w:p>
@@ -1402,6 +1434,28 @@
           <w:p>
             <w:r>
               <w:t>O código TOTP do segundo fator segue o padrão RFC 6238 (janela de validade de 30s); a chave secreta é gerada uma única vez, na vinculação do app autenticador, e nunca é reexibida em texto claro depois disso.</w:t>
+            </w:r>
+          </w:p>
+        </w:tc>
+      </w:tr>
+      <w:tr>
+        <w:tc>
+          <w:tcPr>
+            <w:tcW w:w="700" w:type="dxa"/>
+          </w:tcPr>
+          <w:p>
+            <w:r>
+              <w:t>RN08</w:t>
+            </w:r>
+          </w:p>
+        </w:tc>
+        <w:tc>
+          <w:tcPr>
+            <w:tcW w:w="8367" w:type="dxa"/>
+          </w:tcPr>
+          <w:p>
+            <w:r>
+              <w:t>A avaliação do atendimento é anônima e não guarda nenhum identificador de quem avaliou. Cada comanda aceita uma única avaliação, só depois do fechamento e dentro de 24 horas. O Gerente vê apenas números agregados — média e distribuição das notas —, nunca a nota de uma comanda isolada nem o comentário, porque isso apontaria para o atendimento de uma mesa.</w:t>
             </w:r>
           </w:p>
         </w:tc>

--- a/docs/requisitos/GASTRA_Requisitos_RN.docx
+++ b/docs/requisitos/GASTRA_Requisitos_RN.docx
@@ -690,7 +690,7 @@
           </w:tcPr>
           <w:p>
             <w:r>
-              <w:t>O sistema deve permitir ao Gerente cadastrar, editar e inativar (soft delete) contas de usuário, atribuindo o papel correspondente.</w:t>
+              <w:t>O sistema deve permitir ao Gerente cadastrar, editar, inativar (soft delete) e reativar contas de usuário, atribuindo o papel correspondente, além de redefinir a senha e reiniciar a verificação em duas etapas de outra conta.</w:t>
             </w:r>
           </w:p>
         </w:tc>

--- a/docs/requisitos/GASTRA_Requisitos_RN.docx
+++ b/docs/requisitos/GASTRA_Requisitos_RN.docx
@@ -1455,7 +1455,29 @@
           </w:tcPr>
           <w:p>
             <w:r>
-              <w:t>A avaliação do atendimento é anônima e não guarda nenhum identificador de quem avaliou. Cada comanda aceita uma única avaliação, só depois do fechamento e dentro de 24 horas. O Gerente vê apenas números agregados — média e distribuição das notas —, nunca a nota de uma comanda isolada nem o comentário, porque isso apontaria para o atendimento de uma mesa.</w:t>
+              <w:t xml:space="preserve">A avaliação do atendimento é anônima e não guarda nenhum identificador de quem avaliou. Cada comanda aceita uma única avaliação, só depois do fechamento e dentro de 24 horas. O Gerente vê apenas números agregados — média e distribuição das notas —, nunca a nota de uma comanda isolada nem o comentário, porque isso apontaria para o atendimento de uma mesa. No índice de desempenho (RF11), a média por garçom só é usada e exibida com pelo menos 5 avaliações no período; abaixo disso, o garçom recebe a média geral.</w:t>
+            </w:r>
+          </w:p>
+        </w:tc>
+      </w:tr>
+      <w:tr>
+        <w:tc>
+          <w:tcPr>
+            <w:tcW w:w="700" w:type="dxa"/>
+          </w:tcPr>
+          <w:p>
+            <w:r>
+              <w:t xml:space="preserve">RN09</w:t>
+            </w:r>
+          </w:p>
+        </w:tc>
+        <w:tc>
+          <w:tcPr>
+            <w:tcW w:w="8367" w:type="dxa"/>
+          </w:tcPr>
+          <w:p>
+            <w:r>
+              <w:t xml:space="preserve">Cinco tentativas de acesso erradas seguidas — de senha ou do código do segundo fator — bloqueiam a conta por 15 minutos, e só um acesso completo zera a contagem. Durante o bloqueio, o login responde a mesma mensagem da senha errada, para não revelar quais e-mails estão cadastrados.</w:t>
             </w:r>
           </w:p>
         </w:tc>
